--- a/ind/docx/30.content.docx
+++ b/ind/docx/30.content.docx
@@ -19,7 +19,7 @@
         <w:rPr>
           <w:lang w:val="id_ID" w:bidi="id_ID"/>
         </w:rPr>
-        <w:t>Resource: Tyndale Open Study Notes</w:t>
+        <w:t>Resource: Aquifer Open Study Notes (Book Intros)</w:t>
       </w:r>
       <w:r>
         <w:rPr>
@@ -112,7 +112,7 @@
         <w:rPr>
           <w:lang w:val="id_ID" w:bidi="id_ID"/>
         </w:rPr>
-        <w:t>Tyndale Open Study Notes</w:t>
+        <w:t>Aquifer Open Study Notes (Book Intros)</w:t>
       </w:r>
     </w:p>
     <w:p>

--- a/ind/docx/30.content.docx
+++ b/ind/docx/30.content.docx
@@ -233,90 +233,60 @@
         </w:rPr>
         <w:t>“Bersiaplah untuk bertemu dengan Allahmu,” Amos menyatakan kepada mereka yang menyembah berhala (</w:t>
       </w:r>
-      <w:hyperlink r:id="rId13">
-        <w:r>
-          <w:rPr>
-            <w:lang w:val="id_ID" w:bidi="id_ID"/>
-          </w:rPr>
-          <w:rPr>
-            <w:color w:val="0000EE"/>
-            <w:u w:val="single"/>
-          </w:rPr>
-          <w:t>Am. 4:12</w:t>
-        </w:r>
-      </w:hyperlink>
+      <w:r>
+        <w:rPr>
+          <w:lang w:val="id_ID" w:bidi="id_ID"/>
+        </w:rPr>
+        <w:t>Am. 4:12</w:t>
+      </w:r>
       <w:r>
         <w:rPr>
           <w:lang w:val="id_ID" w:bidi="id_ID"/>
         </w:rPr>
         <w:t>). Biarlah ada “keadilan bergulung-gulung seperti air,” Amos menasihati orang kaya yang menindas orang miskin (</w:t>
       </w:r>
-      <w:hyperlink r:id="rId14">
-        <w:r>
-          <w:rPr>
-            <w:lang w:val="id_ID" w:bidi="id_ID"/>
-          </w:rPr>
-          <w:rPr>
-            <w:color w:val="0000EE"/>
-            <w:u w:val="single"/>
-          </w:rPr>
-          <w:t>Am. 5:24</w:t>
-        </w:r>
-      </w:hyperlink>
+      <w:r>
+        <w:rPr>
+          <w:lang w:val="id_ID" w:bidi="id_ID"/>
+        </w:rPr>
+        <w:t>Am. 5:24</w:t>
+      </w:r>
       <w:r>
         <w:rPr>
           <w:lang w:val="id_ID" w:bidi="id_ID"/>
         </w:rPr>
         <w:t>). Apa yang membawa gembala ini dari Tekoa ke Betel untuk menyampaikan penghakiman yang begitu kuat? Amos tidak mencari nafkah sebagai seorang nabi profesional (</w:t>
       </w:r>
-      <w:hyperlink r:id="rId15">
-        <w:r>
-          <w:rPr>
-            <w:lang w:val="id_ID" w:bidi="id_ID"/>
-          </w:rPr>
-          <w:rPr>
-            <w:color w:val="0000EE"/>
-            <w:u w:val="single"/>
-          </w:rPr>
-          <w:t>Am. 7:14</w:t>
-        </w:r>
-      </w:hyperlink>
+      <w:r>
+        <w:rPr>
+          <w:lang w:val="id_ID" w:bidi="id_ID"/>
+        </w:rPr>
+        <w:t>Am. 7:14</w:t>
+      </w:r>
       <w:r>
         <w:rPr>
           <w:lang w:val="id_ID" w:bidi="id_ID"/>
         </w:rPr>
         <w:t>); “raungan” Allah (</w:t>
       </w:r>
-      <w:hyperlink r:id="rId16">
-        <w:r>
-          <w:rPr>
-            <w:lang w:val="id_ID" w:bidi="id_ID"/>
-          </w:rPr>
-          <w:rPr>
-            <w:color w:val="0000EE"/>
-            <w:u w:val="single"/>
-          </w:rPr>
-          <w:t>Am. 1:2</w:t>
-        </w:r>
-      </w:hyperlink>
+      <w:r>
+        <w:rPr>
+          <w:lang w:val="id_ID" w:bidi="id_ID"/>
+        </w:rPr>
+        <w:t>Am. 1:2</w:t>
+      </w:r>
       <w:r>
         <w:rPr>
           <w:lang w:val="id_ID" w:bidi="id_ID"/>
         </w:rPr>
         <w:t xml:space="preserve">; </w:t>
       </w:r>
-      <w:hyperlink r:id="rId17">
-        <w:r>
-          <w:rPr>
-            <w:lang w:val="id_ID" w:bidi="id_ID"/>
-          </w:rPr>
-          <w:rPr>
-            <w:color w:val="0000EE"/>
-            <w:u w:val="single"/>
-          </w:rPr>
-          <w:t>3:8</w:t>
-        </w:r>
-      </w:hyperlink>
+      <w:r>
+        <w:rPr>
+          <w:lang w:val="id_ID" w:bidi="id_ID"/>
+        </w:rPr>
+        <w:t>3:8</w:t>
+      </w:r>
       <w:r>
         <w:rPr>
           <w:lang w:val="id_ID" w:bidi="id_ID"/>
@@ -348,36 +318,24 @@
         </w:rPr>
         <w:t>Pada 931 SM, kerajaan Israel terpecah menjadi dua: kerajaan utara (Israel) dan kerajaan selatan (Yehuda). Raja pertama di utara, Yerobeam I, tidak ingin rakyatnya pergi ke Yerusalem (di selatan) untuk beribadah, sehingga ia mendirikan tempat pemujaan di Dan dan Betel. Mengacu pada preseden sebelumnya (</w:t>
       </w:r>
-      <w:hyperlink r:id="rId18">
-        <w:r>
-          <w:rPr>
-            <w:lang w:val="id_ID" w:bidi="id_ID"/>
-          </w:rPr>
-          <w:rPr>
-            <w:color w:val="0000EE"/>
-            <w:u w:val="single"/>
-          </w:rPr>
-          <w:t>Kel. 32</w:t>
-        </w:r>
-      </w:hyperlink>
+      <w:r>
+        <w:rPr>
+          <w:lang w:val="id_ID" w:bidi="id_ID"/>
+        </w:rPr>
+        <w:t>Kel. 32</w:t>
+      </w:r>
       <w:r>
         <w:rPr>
           <w:lang w:val="id_ID" w:bidi="id_ID"/>
         </w:rPr>
         <w:t>), Yerobeam menggunakan gambar anak lembu untuk mewakili Tuhan (</w:t>
       </w:r>
-      <w:hyperlink r:id="rId19">
-        <w:r>
-          <w:rPr>
-            <w:lang w:val="id_ID" w:bidi="id_ID"/>
-          </w:rPr>
-          <w:rPr>
-            <w:color w:val="0000EE"/>
-            <w:u w:val="single"/>
-          </w:rPr>
-          <w:t>1Raj. 12:25–33</w:t>
-        </w:r>
-      </w:hyperlink>
+      <w:r>
+        <w:rPr>
+          <w:lang w:val="id_ID" w:bidi="id_ID"/>
+        </w:rPr>
+        <w:t>1Raj. 12:25–33</w:t>
+      </w:r>
       <w:r>
         <w:rPr>
           <w:lang w:val="id_ID" w:bidi="id_ID"/>
@@ -398,54 +356,36 @@
         </w:rPr>
         <w:t>Tempat pemujaan anak lembu yang didirikan oleh Yerobeam I di Dan dan Betel (</w:t>
       </w:r>
-      <w:hyperlink r:id="rId20">
-        <w:r>
-          <w:rPr>
-            <w:lang w:val="id_ID" w:bidi="id_ID"/>
-          </w:rPr>
-          <w:rPr>
-            <w:color w:val="0000EE"/>
-            <w:u w:val="single"/>
-          </w:rPr>
-          <w:t>1Raj. 12:29</w:t>
-        </w:r>
-      </w:hyperlink>
+      <w:r>
+        <w:rPr>
+          <w:lang w:val="id_ID" w:bidi="id_ID"/>
+        </w:rPr>
+        <w:t>1Raj. 12:29</w:t>
+      </w:r>
       <w:r>
         <w:rPr>
           <w:lang w:val="id_ID" w:bidi="id_ID"/>
         </w:rPr>
         <w:t>), bersama dengan kehadiran para Baal (representasi lokal dari dewa-badai Kanaan), mengubah penyembahan kepada Yahweh (Tuhan) di kerajaan utara menjadi agama berhala seperti tetangga Israel. Seringkali, penyembahan kepada Yahweh memang berlanjut, tetapi dilakukan bersamaan dengan penyembahan kepada dewa-dewa lokal. Bangsa Israel berpikir mereka akan menerima manfaat yang diinginkan (seperti hujan atau kesuburan) dari penyembahan kepada dewa-dewa ini. Ketika Elia menantang para imam Baal di Gunung Karmel, itu dikarenakan orang-orang ingin menyembah baik Yahweh maupun Baal. Namun, Elia tidak memberikan mereka pilihan tersebut (</w:t>
       </w:r>
-      <w:hyperlink r:id="rId21">
-        <w:r>
-          <w:rPr>
-            <w:lang w:val="id_ID" w:bidi="id_ID"/>
-          </w:rPr>
-          <w:rPr>
-            <w:color w:val="0000EE"/>
-            <w:u w:val="single"/>
-          </w:rPr>
-          <w:t>1Raj. 18:21</w:t>
-        </w:r>
-      </w:hyperlink>
+      <w:r>
+        <w:rPr>
+          <w:lang w:val="id_ID" w:bidi="id_ID"/>
+        </w:rPr>
+        <w:t>1Raj. 18:21</w:t>
+      </w:r>
       <w:r>
         <w:rPr>
           <w:lang w:val="id_ID" w:bidi="id_ID"/>
         </w:rPr>
         <w:t xml:space="preserve">, </w:t>
       </w:r>
-      <w:hyperlink r:id="rId22">
-        <w:r>
-          <w:rPr>
-            <w:lang w:val="id_ID" w:bidi="id_ID"/>
-          </w:rPr>
-          <w:rPr>
-            <w:color w:val="0000EE"/>
-            <w:u w:val="single"/>
-          </w:rPr>
-          <w:t>24</w:t>
-        </w:r>
-      </w:hyperlink>
+      <w:r>
+        <w:rPr>
+          <w:lang w:val="id_ID" w:bidi="id_ID"/>
+        </w:rPr>
+        <w:t>24</w:t>
+      </w:r>
       <w:r>
         <w:rPr>
           <w:lang w:val="id_ID" w:bidi="id_ID"/>
@@ -466,54 +406,36 @@
         </w:rPr>
         <w:t>Ketika Amos tiba di Israel (tak lama sebelum 753 SM), yang kaya semakin kaya dan yang miskin semakin miskin. Sekitar 801 SM, orang Asyur telah menangkap Damsyik tetapi terpaksa mundur karena masalah di tempat lain. Mesir juga mengalami kemunduran selama periode ini. Dalam kekosongan kekuasaan yang terjadi, baik Israel maupun Yehuda berkembang, memulihkan beberapa wilayah mereka yang telah hilang direbut Aram (</w:t>
       </w:r>
-      <w:hyperlink r:id="rId23">
-        <w:r>
-          <w:rPr>
-            <w:lang w:val="id_ID" w:bidi="id_ID"/>
-          </w:rPr>
-          <w:rPr>
-            <w:color w:val="0000EE"/>
-            <w:u w:val="single"/>
-          </w:rPr>
-          <w:t>2Raj. 14:23–29</w:t>
-        </w:r>
-      </w:hyperlink>
+      <w:r>
+        <w:rPr>
+          <w:lang w:val="id_ID" w:bidi="id_ID"/>
+        </w:rPr>
+        <w:t>2Raj. 14:23–29</w:t>
+      </w:r>
       <w:r>
         <w:rPr>
           <w:lang w:val="id_ID" w:bidi="id_ID"/>
         </w:rPr>
         <w:t xml:space="preserve">; </w:t>
       </w:r>
-      <w:hyperlink r:id="rId24">
-        <w:r>
-          <w:rPr>
-            <w:lang w:val="id_ID" w:bidi="id_ID"/>
-          </w:rPr>
-          <w:rPr>
-            <w:color w:val="0000EE"/>
-            <w:u w:val="single"/>
-          </w:rPr>
-          <w:t>15:1–7</w:t>
-        </w:r>
-      </w:hyperlink>
+      <w:r>
+        <w:rPr>
+          <w:lang w:val="id_ID" w:bidi="id_ID"/>
+        </w:rPr>
+        <w:t>15:1–7</w:t>
+      </w:r>
       <w:r>
         <w:rPr>
           <w:lang w:val="id_ID" w:bidi="id_ID"/>
         </w:rPr>
         <w:t xml:space="preserve">; </w:t>
       </w:r>
-      <w:hyperlink r:id="rId25">
-        <w:r>
-          <w:rPr>
-            <w:lang w:val="id_ID" w:bidi="id_ID"/>
-          </w:rPr>
-          <w:rPr>
-            <w:color w:val="0000EE"/>
-            <w:u w:val="single"/>
-          </w:rPr>
-          <w:t>2Taw. 26:1–23</w:t>
-        </w:r>
-      </w:hyperlink>
+      <w:r>
+        <w:rPr>
+          <w:lang w:val="id_ID" w:bidi="id_ID"/>
+        </w:rPr>
+        <w:t>2Taw. 26:1–23</w:t>
+      </w:r>
       <w:r>
         <w:rPr>
           <w:lang w:val="id_ID" w:bidi="id_ID"/>
@@ -559,36 +481,24 @@
         </w:rPr>
         <w:t>Amos menyampaikan kepada Israel bahwa pelayanan yang hanya berupa kata-kata tidaklah cukup dalam beribadah kepada Tuhan. Setelah pengantar singkat (</w:t>
       </w:r>
-      <w:hyperlink r:id="rId26">
-        <w:r>
-          <w:rPr>
-            <w:lang w:val="id_ID" w:bidi="id_ID"/>
-          </w:rPr>
-          <w:rPr>
-            <w:color w:val="0000EE"/>
-            <w:u w:val="single"/>
-          </w:rPr>
-          <w:t>Amos 1:1–2</w:t>
-        </w:r>
-      </w:hyperlink>
+      <w:r>
+        <w:rPr>
+          <w:lang w:val="id_ID" w:bidi="id_ID"/>
+        </w:rPr>
+        <w:t>Amos 1:1–2</w:t>
+      </w:r>
       <w:r>
         <w:rPr>
           <w:lang w:val="id_ID" w:bidi="id_ID"/>
         </w:rPr>
         <w:t>), bagian pertama dari kitab Amos (</w:t>
       </w:r>
-      <w:hyperlink r:id="rId27">
-        <w:r>
-          <w:rPr>
-            <w:lang w:val="id_ID" w:bidi="id_ID"/>
-          </w:rPr>
-          <w:rPr>
-            <w:color w:val="0000EE"/>
-            <w:u w:val="single"/>
-          </w:rPr>
-          <w:t>Am. 1:3–2:16</w:t>
-        </w:r>
-      </w:hyperlink>
+      <w:r>
+        <w:rPr>
+          <w:lang w:val="id_ID" w:bidi="id_ID"/>
+        </w:rPr>
+        <w:t>Am. 1:3–2:16</w:t>
+      </w:r>
       <w:r>
         <w:rPr>
           <w:lang w:val="id_ID" w:bidi="id_ID"/>
@@ -609,216 +519,144 @@
         </w:rPr>
         <w:t>dNamun kemudian dia berkata, "Orang-orang Israel juga telah berdosa." Apa yang mengikuti hal itu (</w:t>
       </w:r>
-      <w:hyperlink r:id="rId28">
-        <w:r>
-          <w:rPr>
-            <w:lang w:val="id_ID" w:bidi="id_ID"/>
-          </w:rPr>
-          <w:rPr>
-            <w:color w:val="0000EE"/>
-            <w:u w:val="single"/>
-          </w:rPr>
-          <w:t>Am. 3:1–5:17</w:t>
-        </w:r>
-      </w:hyperlink>
+      <w:r>
+        <w:rPr>
+          <w:lang w:val="id_ID" w:bidi="id_ID"/>
+        </w:rPr>
+        <w:t>Am. 3:1–5:17</w:t>
+      </w:r>
       <w:r>
         <w:rPr>
           <w:lang w:val="id_ID" w:bidi="id_ID"/>
         </w:rPr>
         <w:t>) disusun dalam tiga pesan kenabian. Yang pertama (</w:t>
       </w:r>
-      <w:hyperlink r:id="rId29">
-        <w:r>
-          <w:rPr>
-            <w:lang w:val="id_ID" w:bidi="id_ID"/>
-          </w:rPr>
-          <w:rPr>
-            <w:color w:val="0000EE"/>
-            <w:u w:val="single"/>
-          </w:rPr>
-          <w:t>Am. 3:1–2</w:t>
-        </w:r>
-      </w:hyperlink>
+      <w:r>
+        <w:rPr>
+          <w:lang w:val="id_ID" w:bidi="id_ID"/>
+        </w:rPr>
+        <w:t>Am. 3:1–2</w:t>
+      </w:r>
       <w:r>
         <w:rPr>
           <w:lang w:val="id_ID" w:bidi="id_ID"/>
         </w:rPr>
         <w:t>) mendakwa Israel yang menyalahgunakan status istimewanya sebagai umat pilihan Allah. Yang kedua (</w:t>
       </w:r>
-      <w:hyperlink r:id="rId30">
-        <w:r>
-          <w:rPr>
-            <w:lang w:val="id_ID" w:bidi="id_ID"/>
-          </w:rPr>
-          <w:rPr>
-            <w:color w:val="0000EE"/>
-            <w:u w:val="single"/>
-          </w:rPr>
-          <w:t>Am. 4:1–3</w:t>
-        </w:r>
-      </w:hyperlink>
+      <w:r>
+        <w:rPr>
+          <w:lang w:val="id_ID" w:bidi="id_ID"/>
+        </w:rPr>
+        <w:t>Am. 4:1–3</w:t>
+      </w:r>
       <w:r>
         <w:rPr>
           <w:lang w:val="id_ID" w:bidi="id_ID"/>
         </w:rPr>
         <w:t>) adalah dakwaan terhadap kerumunan pesta Israel. Yang ketiga (</w:t>
       </w:r>
-      <w:hyperlink r:id="rId31">
-        <w:r>
-          <w:rPr>
-            <w:lang w:val="id_ID" w:bidi="id_ID"/>
-          </w:rPr>
-          <w:rPr>
-            <w:color w:val="0000EE"/>
-            <w:u w:val="single"/>
-          </w:rPr>
-          <w:t>Am. 5:1–2</w:t>
-        </w:r>
-      </w:hyperlink>
+      <w:r>
+        <w:rPr>
+          <w:lang w:val="id_ID" w:bidi="id_ID"/>
+        </w:rPr>
+        <w:t>Am. 5:1–2</w:t>
+      </w:r>
       <w:r>
         <w:rPr>
           <w:lang w:val="id_ID" w:bidi="id_ID"/>
         </w:rPr>
         <w:t>) adalah nyanyian pemakaman untuk kematian bangsa itu yang telah dinyatakan sebelumnya. Di antara pesan-pesan kenabian, Amos menyertakan pertanyaan retoris (</w:t>
       </w:r>
-      <w:hyperlink r:id="rId32">
-        <w:r>
-          <w:rPr>
-            <w:lang w:val="id_ID" w:bidi="id_ID"/>
-          </w:rPr>
-          <w:rPr>
-            <w:color w:val="0000EE"/>
-            <w:u w:val="single"/>
-          </w:rPr>
-          <w:t>Am. 3:3–6</w:t>
-        </w:r>
-      </w:hyperlink>
+      <w:r>
+        <w:rPr>
+          <w:lang w:val="id_ID" w:bidi="id_ID"/>
+        </w:rPr>
+        <w:t>Am. 3:3–6</w:t>
+      </w:r>
       <w:r>
         <w:rPr>
           <w:lang w:val="id_ID" w:bidi="id_ID"/>
         </w:rPr>
         <w:t>), beberapa kiasan dari kehidupannya sebagai seorang gembala (</w:t>
       </w:r>
-      <w:hyperlink r:id="rId17">
-        <w:r>
-          <w:rPr>
-            <w:lang w:val="id_ID" w:bidi="id_ID"/>
-          </w:rPr>
-          <w:rPr>
-            <w:color w:val="0000EE"/>
-            <w:u w:val="single"/>
-          </w:rPr>
-          <w:t>Am. 3:8</w:t>
-        </w:r>
-      </w:hyperlink>
+      <w:r>
+        <w:rPr>
+          <w:lang w:val="id_ID" w:bidi="id_ID"/>
+        </w:rPr>
+        <w:t>Am. 3:8</w:t>
+      </w:r>
       <w:r>
         <w:rPr>
           <w:lang w:val="id_ID" w:bidi="id_ID"/>
         </w:rPr>
         <w:t xml:space="preserve">, </w:t>
       </w:r>
-      <w:hyperlink r:id="rId33">
-        <w:r>
-          <w:rPr>
-            <w:lang w:val="id_ID" w:bidi="id_ID"/>
-          </w:rPr>
-          <w:rPr>
-            <w:color w:val="0000EE"/>
-            <w:u w:val="single"/>
-          </w:rPr>
-          <w:t>12</w:t>
-        </w:r>
-      </w:hyperlink>
+      <w:r>
+        <w:rPr>
+          <w:lang w:val="id_ID" w:bidi="id_ID"/>
+        </w:rPr>
+        <w:t>12</w:t>
+      </w:r>
       <w:r>
         <w:rPr>
           <w:lang w:val="id_ID" w:bidi="id_ID"/>
         </w:rPr>
         <w:t>), ironi yang tajam (</w:t>
       </w:r>
-      <w:hyperlink r:id="rId34">
-        <w:r>
-          <w:rPr>
-            <w:lang w:val="id_ID" w:bidi="id_ID"/>
-          </w:rPr>
-          <w:rPr>
-            <w:color w:val="0000EE"/>
-            <w:u w:val="single"/>
-          </w:rPr>
-          <w:t>Am. 4:4–5</w:t>
-        </w:r>
-      </w:hyperlink>
+      <w:r>
+        <w:rPr>
+          <w:lang w:val="id_ID" w:bidi="id_ID"/>
+        </w:rPr>
+        <w:t>Am. 4:4–5</w:t>
+      </w:r>
       <w:r>
         <w:rPr>
           <w:lang w:val="id_ID" w:bidi="id_ID"/>
         </w:rPr>
         <w:t>), pengulangan sejarah (</w:t>
       </w:r>
-      <w:hyperlink r:id="rId35">
-        <w:r>
-          <w:rPr>
-            <w:lang w:val="id_ID" w:bidi="id_ID"/>
-          </w:rPr>
-          <w:rPr>
-            <w:color w:val="0000EE"/>
-            <w:u w:val="single"/>
-          </w:rPr>
-          <w:t>Am. 4:6–11</w:t>
-        </w:r>
-      </w:hyperlink>
+      <w:r>
+        <w:rPr>
+          <w:lang w:val="id_ID" w:bidi="id_ID"/>
+        </w:rPr>
+        <w:t>Am. 4:6–11</w:t>
+      </w:r>
       <w:r>
         <w:rPr>
           <w:lang w:val="id_ID" w:bidi="id_ID"/>
         </w:rPr>
         <w:t>), fragmen himne (</w:t>
       </w:r>
-      <w:hyperlink r:id="rId36">
-        <w:r>
-          <w:rPr>
-            <w:lang w:val="id_ID" w:bidi="id_ID"/>
-          </w:rPr>
-          <w:rPr>
-            <w:color w:val="0000EE"/>
-            <w:u w:val="single"/>
-          </w:rPr>
-          <w:t>Am. 4:13</w:t>
-        </w:r>
-      </w:hyperlink>
+      <w:r>
+        <w:rPr>
+          <w:lang w:val="id_ID" w:bidi="id_ID"/>
+        </w:rPr>
+        <w:t>Am. 4:13</w:t>
+      </w:r>
       <w:r>
         <w:rPr>
           <w:lang w:val="id_ID" w:bidi="id_ID"/>
         </w:rPr>
         <w:t xml:space="preserve">; </w:t>
       </w:r>
-      <w:hyperlink r:id="rId37">
-        <w:r>
-          <w:rPr>
-            <w:lang w:val="id_ID" w:bidi="id_ID"/>
-          </w:rPr>
-          <w:rPr>
-            <w:color w:val="0000EE"/>
-            <w:u w:val="single"/>
-          </w:rPr>
-          <w:t>5:8–9</w:t>
-        </w:r>
-      </w:hyperlink>
+      <w:r>
+        <w:rPr>
+          <w:lang w:val="id_ID" w:bidi="id_ID"/>
+        </w:rPr>
+        <w:t>5:8–9</w:t>
+      </w:r>
       <w:r>
         <w:rPr>
           <w:lang w:val="id_ID" w:bidi="id_ID"/>
         </w:rPr>
         <w:t>), permainan kata (</w:t>
       </w:r>
-      <w:hyperlink r:id="rId38">
-        <w:r>
-          <w:rPr>
-            <w:lang w:val="id_ID" w:bidi="id_ID"/>
-          </w:rPr>
-          <w:rPr>
-            <w:color w:val="0000EE"/>
-            <w:u w:val="single"/>
-          </w:rPr>
-          <w:t>Am. 5:5</w:t>
-        </w:r>
-      </w:hyperlink>
+      <w:r>
+        <w:rPr>
+          <w:lang w:val="id_ID" w:bidi="id_ID"/>
+        </w:rPr>
+        <w:t>Am. 5:5</w:t>
+      </w:r>
       <w:r>
         <w:rPr>
           <w:lang w:val="id_ID" w:bidi="id_ID"/>
@@ -839,54 +677,36 @@
         </w:rPr>
         <w:t>Bagian ketiga dari Kitab Amos (</w:t>
       </w:r>
-      <w:hyperlink r:id="rId39">
-        <w:r>
-          <w:rPr>
-            <w:lang w:val="id_ID" w:bidi="id_ID"/>
-          </w:rPr>
-          <w:rPr>
-            <w:color w:val="0000EE"/>
-            <w:u w:val="single"/>
-          </w:rPr>
-          <w:t>Am. 5:18–6:14</w:t>
-        </w:r>
-      </w:hyperlink>
+      <w:r>
+        <w:rPr>
+          <w:lang w:val="id_ID" w:bidi="id_ID"/>
+        </w:rPr>
+        <w:t>Am. 5:18–6:14</w:t>
+      </w:r>
       <w:r>
         <w:rPr>
           <w:lang w:val="id_ID" w:bidi="id_ID"/>
         </w:rPr>
         <w:t>) berisi dua pesan nubuat celaka: Yang pertama adalah peringatan kepada mereka yang menganggap hari Tuhan sebagai waktu ketika Allah akan membangun kembali Israel sebagai bangsa terkemuka (</w:t>
       </w:r>
-      <w:hyperlink r:id="rId40">
-        <w:r>
-          <w:rPr>
-            <w:lang w:val="id_ID" w:bidi="id_ID"/>
-          </w:rPr>
-          <w:rPr>
-            <w:color w:val="0000EE"/>
-            <w:u w:val="single"/>
-          </w:rPr>
-          <w:t>Am. 5:18–27</w:t>
-        </w:r>
-      </w:hyperlink>
+      <w:r>
+        <w:rPr>
+          <w:lang w:val="id_ID" w:bidi="id_ID"/>
+        </w:rPr>
+        <w:t>Am. 5:18–27</w:t>
+      </w:r>
       <w:r>
         <w:rPr>
           <w:lang w:val="id_ID" w:bidi="id_ID"/>
         </w:rPr>
         <w:t>); yang kedua menegur mereka yang bergantung pada kekayaan, rumah, atau benteng mereka untuk menyelamatkan diri mereka (</w:t>
       </w:r>
-      <w:hyperlink r:id="rId41">
-        <w:r>
-          <w:rPr>
-            <w:lang w:val="id_ID" w:bidi="id_ID"/>
-          </w:rPr>
-          <w:rPr>
-            <w:color w:val="0000EE"/>
-            <w:u w:val="single"/>
-          </w:rPr>
-          <w:t>Am. 6:1–14</w:t>
-        </w:r>
-      </w:hyperlink>
+      <w:r>
+        <w:rPr>
+          <w:lang w:val="id_ID" w:bidi="id_ID"/>
+        </w:rPr>
+        <w:t>Am. 6:1–14</w:t>
+      </w:r>
       <w:r>
         <w:rPr>
           <w:lang w:val="id_ID" w:bidi="id_ID"/>
@@ -907,108 +727,72 @@
         </w:rPr>
         <w:t>Bagian keempat (</w:t>
       </w:r>
-      <w:hyperlink r:id="rId42">
-        <w:r>
-          <w:rPr>
-            <w:lang w:val="id_ID" w:bidi="id_ID"/>
-          </w:rPr>
-          <w:rPr>
-            <w:color w:val="0000EE"/>
-            <w:u w:val="single"/>
-          </w:rPr>
-          <w:t>Am. 7:1–9:10</w:t>
-        </w:r>
-      </w:hyperlink>
+      <w:r>
+        <w:rPr>
+          <w:lang w:val="id_ID" w:bidi="id_ID"/>
+        </w:rPr>
+        <w:t>Am. 7:1–9:10</w:t>
+      </w:r>
       <w:r>
         <w:rPr>
           <w:lang w:val="id_ID" w:bidi="id_ID"/>
         </w:rPr>
         <w:t>) berisi lima nubuat berdasarkan penglihatan. Amos pertama-tama menarik perhatian pendengarnya dengan penglihatan tentang dua penghakiman yang dapat dihindari (</w:t>
       </w:r>
-      <w:hyperlink r:id="rId43">
-        <w:r>
-          <w:rPr>
-            <w:lang w:val="id_ID" w:bidi="id_ID"/>
-          </w:rPr>
-          <w:rPr>
-            <w:color w:val="0000EE"/>
-            <w:u w:val="single"/>
-          </w:rPr>
-          <w:t>Am. 7:1–6</w:t>
-        </w:r>
-      </w:hyperlink>
+      <w:r>
+        <w:rPr>
+          <w:lang w:val="id_ID" w:bidi="id_ID"/>
+        </w:rPr>
+        <w:t>Am. 7:1–6</w:t>
+      </w:r>
       <w:r>
         <w:rPr>
           <w:lang w:val="id_ID" w:bidi="id_ID"/>
         </w:rPr>
         <w:t>), tetapi kemudian menekankan pesannya dengan dua penghakiman yang tidak dapat dihindari (</w:t>
       </w:r>
-      <w:hyperlink r:id="rId44">
-        <w:r>
-          <w:rPr>
-            <w:lang w:val="id_ID" w:bidi="id_ID"/>
-          </w:rPr>
-          <w:rPr>
-            <w:color w:val="0000EE"/>
-            <w:u w:val="single"/>
-          </w:rPr>
-          <w:t>Am. 7:7–9</w:t>
-        </w:r>
-      </w:hyperlink>
+      <w:r>
+        <w:rPr>
+          <w:lang w:val="id_ID" w:bidi="id_ID"/>
+        </w:rPr>
+        <w:t>Am. 7:7–9</w:t>
+      </w:r>
       <w:r>
         <w:rPr>
           <w:lang w:val="id_ID" w:bidi="id_ID"/>
         </w:rPr>
         <w:t xml:space="preserve">; </w:t>
       </w:r>
-      <w:hyperlink r:id="rId45">
-        <w:r>
-          <w:rPr>
-            <w:lang w:val="id_ID" w:bidi="id_ID"/>
-          </w:rPr>
-          <w:rPr>
-            <w:color w:val="0000EE"/>
-            <w:u w:val="single"/>
-          </w:rPr>
-          <w:t>8:1–3</w:t>
-        </w:r>
-      </w:hyperlink>
+      <w:r>
+        <w:rPr>
+          <w:lang w:val="id_ID" w:bidi="id_ID"/>
+        </w:rPr>
+        <w:t>8:1–3</w:t>
+      </w:r>
       <w:r>
         <w:rPr>
           <w:lang w:val="id_ID" w:bidi="id_ID"/>
         </w:rPr>
         <w:t>). Penglihatan-penglihatan ini diselingi oleh sebuah cerita biografi singkat (</w:t>
       </w:r>
-      <w:hyperlink r:id="rId46">
-        <w:r>
-          <w:rPr>
-            <w:lang w:val="id_ID" w:bidi="id_ID"/>
-          </w:rPr>
-          <w:rPr>
-            <w:color w:val="0000EE"/>
-            <w:u w:val="single"/>
-          </w:rPr>
-          <w:t>Am. 7:10–17</w:t>
-        </w:r>
-      </w:hyperlink>
+      <w:r>
+        <w:rPr>
+          <w:lang w:val="id_ID" w:bidi="id_ID"/>
+        </w:rPr>
+        <w:t>Am. 7:10–17</w:t>
+      </w:r>
       <w:r>
         <w:rPr>
           <w:lang w:val="id_ID" w:bidi="id_ID"/>
         </w:rPr>
         <w:t>). Penglihatan terakhir menggambarkan kehancuran total Israel dan sistem keagamaannya (</w:t>
       </w:r>
-      <w:hyperlink r:id="rId47">
-        <w:r>
-          <w:rPr>
-            <w:lang w:val="id_ID" w:bidi="id_ID"/>
-          </w:rPr>
-          <w:rPr>
-            <w:color w:val="0000EE"/>
-            <w:u w:val="single"/>
-          </w:rPr>
-          <w:t>Am. 9:1–10</w:t>
-        </w:r>
-      </w:hyperlink>
+      <w:r>
+        <w:rPr>
+          <w:lang w:val="id_ID" w:bidi="id_ID"/>
+        </w:rPr>
+        <w:t>Am. 9:1–10</w:t>
+      </w:r>
       <w:r>
         <w:rPr>
           <w:lang w:val="id_ID" w:bidi="id_ID"/>
@@ -1029,18 +813,12 @@
         </w:rPr>
         <w:t xml:space="preserve">Akhirnya, dalam </w:t>
       </w:r>
-      <w:hyperlink r:id="rId48">
-        <w:r>
-          <w:rPr>
-            <w:lang w:val="id_ID" w:bidi="id_ID"/>
-          </w:rPr>
-          <w:rPr>
-            <w:color w:val="0000EE"/>
-            <w:u w:val="single"/>
-          </w:rPr>
-          <w:t>Am. 9:11–15</w:t>
-        </w:r>
-      </w:hyperlink>
+      <w:r>
+        <w:rPr>
+          <w:lang w:val="id_ID" w:bidi="id_ID"/>
+        </w:rPr>
+        <w:t>Am. 9:11–15</w:t>
+      </w:r>
       <w:r>
         <w:rPr>
           <w:lang w:val="id_ID" w:bidi="id_ID"/>
@@ -1072,36 +850,24 @@
         </w:rPr>
         <w:t>Pelayanan Amos singkat, mungkin hanya berlangsung selama satu tahun. Letaknya adalah di kuil kerajaan di Betel di kerajaan utara (</w:t>
       </w:r>
-      <w:hyperlink r:id="rId49">
-        <w:r>
-          <w:rPr>
-            <w:lang w:val="id_ID" w:bidi="id_ID"/>
-          </w:rPr>
-          <w:rPr>
-            <w:color w:val="0000EE"/>
-            <w:u w:val="single"/>
-          </w:rPr>
-          <w:t>Am. 7:13</w:t>
-        </w:r>
-      </w:hyperlink>
+      <w:r>
+        <w:rPr>
+          <w:lang w:val="id_ID" w:bidi="id_ID"/>
+        </w:rPr>
+        <w:t>Am. 7:13</w:t>
+      </w:r>
       <w:r>
         <w:rPr>
           <w:lang w:val="id_ID" w:bidi="id_ID"/>
         </w:rPr>
         <w:t>), tidak lama sebelum kematian Yerobeam II pada 753 SM (</w:t>
       </w:r>
-      <w:hyperlink r:id="rId50">
-        <w:r>
-          <w:rPr>
-            <w:lang w:val="id_ID" w:bidi="id_ID"/>
-          </w:rPr>
-          <w:rPr>
-            <w:color w:val="0000EE"/>
-            <w:u w:val="single"/>
-          </w:rPr>
-          <w:t>Am. 1:1</w:t>
-        </w:r>
-      </w:hyperlink>
+      <w:r>
+        <w:rPr>
+          <w:lang w:val="id_ID" w:bidi="id_ID"/>
+        </w:rPr>
+        <w:t>Am. 1:1</w:t>
+      </w:r>
       <w:r>
         <w:rPr>
           <w:lang w:val="id_ID" w:bidi="id_ID"/>
@@ -1133,54 +899,36 @@
         </w:rPr>
         <w:t xml:space="preserve">Amos menyampaikan pesannya kepada seluruh bangsa Israel, terutama kepada mereka yang kaya, berkuasa, dan hidup berfoya-foya (lihat terutama </w:t>
       </w:r>
-      <w:hyperlink r:id="rId51">
-        <w:r>
-          <w:rPr>
-            <w:lang w:val="id_ID" w:bidi="id_ID"/>
-          </w:rPr>
-          <w:rPr>
-            <w:color w:val="0000EE"/>
-            <w:u w:val="single"/>
-          </w:rPr>
-          <w:t>Am. 5:18–6:8</w:t>
-        </w:r>
-      </w:hyperlink>
+      <w:r>
+        <w:rPr>
+          <w:lang w:val="id_ID" w:bidi="id_ID"/>
+        </w:rPr>
+        <w:t>Am. 5:18–6:8</w:t>
+      </w:r>
       <w:r>
         <w:rPr>
           <w:lang w:val="id_ID" w:bidi="id_ID"/>
         </w:rPr>
         <w:t>). Meskipun Amos jelas menganggap perpecahan Israel dari Yehuda dan tempat suci Yerusalem sebagai penyebab utama kemerosotan moral dan spiritual, dia juga menyadari bahwa Yehuda mulai menjauh dari penyembahan yang tulus kepada Tuhan (</w:t>
       </w:r>
-      <w:hyperlink r:id="rId52">
-        <w:r>
-          <w:rPr>
-            <w:lang w:val="id_ID" w:bidi="id_ID"/>
-          </w:rPr>
-          <w:rPr>
-            <w:color w:val="0000EE"/>
-            <w:u w:val="single"/>
-          </w:rPr>
-          <w:t>Am. 2:4–5</w:t>
-        </w:r>
-      </w:hyperlink>
+      <w:r>
+        <w:rPr>
+          <w:lang w:val="id_ID" w:bidi="id_ID"/>
+        </w:rPr>
+        <w:t>Am. 2:4–5</w:t>
+      </w:r>
       <w:r>
         <w:rPr>
           <w:lang w:val="id_ID" w:bidi="id_ID"/>
         </w:rPr>
         <w:t xml:space="preserve">). Oleh karena itu, kitab ini mencakup kecaman terhadap mereka yang "bermalas-malasan dalam kemewahan di Yerusalem," serta dakwaan terhadap mereka yang merasa aman di Samaria (lihat </w:t>
       </w:r>
-      <w:hyperlink r:id="rId53">
-        <w:r>
-          <w:rPr>
-            <w:lang w:val="id_ID" w:bidi="id_ID"/>
-          </w:rPr>
-          <w:rPr>
-            <w:color w:val="0000EE"/>
-            <w:u w:val="single"/>
-          </w:rPr>
-          <w:t>Am. 6:1</w:t>
-        </w:r>
-      </w:hyperlink>
+      <w:r>
+        <w:rPr>
+          <w:lang w:val="id_ID" w:bidi="id_ID"/>
+        </w:rPr>
+        <w:t>Am. 6:1</w:t>
+      </w:r>
       <w:r>
         <w:rPr>
           <w:lang w:val="id_ID" w:bidi="id_ID"/>
@@ -1239,54 +987,36 @@
         </w:rPr>
         <w:t xml:space="preserve">Para ahli sebelumnya sering menggambarkan nabi Amos sebagai seorang penggembala miskin yang mewakili kelas terpinggirkan di Yehuda dan yang ditekan secara tidak adil oleh pemilik tanah yang kaya. Namun, studi terbaru telah mengambil arah yang berbeda. Kata Ibrani yang biasa digunakan untuk seorang gembala adalah ro‘eh (seperti dalam </w:t>
       </w:r>
-      <w:hyperlink r:id="rId54">
-        <w:r>
-          <w:rPr>
-            <w:lang w:val="id_ID" w:bidi="id_ID"/>
-          </w:rPr>
-          <w:rPr>
-            <w:color w:val="0000EE"/>
-            <w:u w:val="single"/>
-          </w:rPr>
-          <w:t>Mzm. 23:1</w:t>
-        </w:r>
-      </w:hyperlink>
+      <w:r>
+        <w:rPr>
+          <w:lang w:val="id_ID" w:bidi="id_ID"/>
+        </w:rPr>
+        <w:t>Mzm. 23:1</w:t>
+      </w:r>
       <w:r>
         <w:rPr>
           <w:lang w:val="id_ID" w:bidi="id_ID"/>
         </w:rPr>
         <w:t>), bukan noqed. Dalam satu-satunya kemunculannya sebagai kata benda di luar Kitab Amos, kata tersebut menggambarkan Mesa, raja Moab, sebagai seseorang yang secara teratur memberikan upeti besar berupa wol dan domba kepada Israel (</w:t>
       </w:r>
-      <w:hyperlink r:id="rId55">
-        <w:r>
-          <w:rPr>
-            <w:lang w:val="id_ID" w:bidi="id_ID"/>
-          </w:rPr>
-          <w:rPr>
-            <w:color w:val="0000EE"/>
-            <w:u w:val="single"/>
-          </w:rPr>
-          <w:t>2Raj. 3:4</w:t>
-        </w:r>
-      </w:hyperlink>
+      <w:r>
+        <w:rPr>
+          <w:lang w:val="id_ID" w:bidi="id_ID"/>
+        </w:rPr>
+        <w:t>2Raj. 3:4</w:t>
+      </w:r>
       <w:r>
         <w:rPr>
           <w:lang w:val="id_ID" w:bidi="id_ID"/>
         </w:rPr>
         <w:t xml:space="preserve">). Oleh karena itu, istilah noqed mungkin menunjuk pada seseorang yang memiliki domba daripada seorang gembala yang bekerja untuk orang lain. Wawasan kedua berasal dari </w:t>
       </w:r>
-      <w:hyperlink r:id="rId15">
-        <w:r>
-          <w:rPr>
-            <w:lang w:val="id_ID" w:bidi="id_ID"/>
-          </w:rPr>
-          <w:rPr>
-            <w:color w:val="0000EE"/>
-            <w:u w:val="single"/>
-          </w:rPr>
-          <w:t>Am. 7:14</w:t>
-        </w:r>
-      </w:hyperlink>
+      <w:r>
+        <w:rPr>
+          <w:lang w:val="id_ID" w:bidi="id_ID"/>
+        </w:rPr>
+        <w:t>Am. 7:14</w:t>
+      </w:r>
       <w:r>
         <w:rPr>
           <w:lang w:val="id_ID" w:bidi="id_ID"/>
@@ -1319,18 +1049,12 @@
         </w:rPr>
         <w:t>), mungkin menunjukkan bahwa ia memiliki ternak, tanda kekayaan yang cukup besar. Amos lebih lanjut menggambarkan dirinya sebagai seseorang yang merawat pohon ara (</w:t>
       </w:r>
-      <w:hyperlink r:id="rId15">
-        <w:r>
-          <w:rPr>
-            <w:lang w:val="id_ID" w:bidi="id_ID"/>
-          </w:rPr>
-          <w:rPr>
-            <w:color w:val="0000EE"/>
-            <w:u w:val="single"/>
-          </w:rPr>
-          <w:t>Am. 7:14</w:t>
-        </w:r>
-      </w:hyperlink>
+      <w:r>
+        <w:rPr>
+          <w:lang w:val="id_ID" w:bidi="id_ID"/>
+        </w:rPr>
+        <w:t>Am. 7:14</w:t>
+      </w:r>
       <w:r>
         <w:rPr>
           <w:lang w:val="id_ID" w:bidi="id_ID"/>
@@ -1389,18 +1113,12 @@
         </w:rPr>
         <w:t xml:space="preserve">Musa menggambarkan Allah sebagai sosok yang etis dan sangat peduli terhadap mereka yang lemah (lihat, mis., </w:t>
       </w:r>
-      <w:hyperlink r:id="rId56">
-        <w:r>
-          <w:rPr>
-            <w:lang w:val="id_ID" w:bidi="id_ID"/>
-          </w:rPr>
-          <w:rPr>
-            <w:color w:val="0000EE"/>
-            <w:u w:val="single"/>
-          </w:rPr>
-          <w:t>Ul. 24:10–22</w:t>
-        </w:r>
-      </w:hyperlink>
+      <w:r>
+        <w:rPr>
+          <w:lang w:val="id_ID" w:bidi="id_ID"/>
+        </w:rPr>
+        <w:t>Ul. 24:10–22</w:t>
+      </w:r>
       <w:r>
         <w:rPr>
           <w:lang w:val="id_ID" w:bidi="id_ID"/>
@@ -1421,18 +1139,12 @@
         </w:rPr>
         <w:t>Penyembahan yang benar kepada Allah yang sejati mengarah pada perilaku yang etis terhadap orang lain. Namun, penyembahan dan teologi yang korup dapat merusak hubungan antarmanusia. Teologi membentuk moralitas, penyembahan yang benar menghasilkan perbuatan baik, dan iman membawa perubahan praktis. Moralitas tidak dapat didefinisikan hanya sebagai kemurnian pribadi atau integritas; moralitas juga mencakup kewajiban sosial yang lahir dari keyakinan bahwa semua kehidupan manusia adalah ciptaan Allah dan membawa citra-Nya (</w:t>
       </w:r>
-      <w:hyperlink r:id="rId57">
-        <w:r>
-          <w:rPr>
-            <w:lang w:val="id_ID" w:bidi="id_ID"/>
-          </w:rPr>
-          <w:rPr>
-            <w:color w:val="0000EE"/>
-            <w:u w:val="single"/>
-          </w:rPr>
-          <w:t>Kej. 1:26–27</w:t>
-        </w:r>
-      </w:hyperlink>
+      <w:r>
+        <w:rPr>
+          <w:lang w:val="id_ID" w:bidi="id_ID"/>
+        </w:rPr>
+        <w:t>Kej. 1:26–27</w:t>
+      </w:r>
       <w:r>
         <w:rPr>
           <w:lang w:val="id_ID" w:bidi="id_ID"/>
